--- a/.NetCore/Chapter 5/Workshop/SQL Workshop-4/SQL Workshop-4 Handout.docx
+++ b/.NetCore/Chapter 5/Workshop/SQL Workshop-4/SQL Workshop-4 Handout.docx
@@ -1,6 +1,6 @@
 
 <file path=word/document.xml><?xml version="1.0" encoding="utf-8"?>
-<w:document xmlns:wpc="http://schemas.microsoft.com/office/word/2010/wordprocessingCanvas" xmlns:cx="http://schemas.microsoft.com/office/drawing/2014/chartex" xmlns:cx1="http://schemas.microsoft.com/office/drawing/2015/9/8/chartex" xmlns:cx2="http://schemas.microsoft.com/office/drawing/2015/10/21/chartex" xmlns:cx3="http://schemas.microsoft.com/office/drawing/2016/5/9/chartex" xmlns:cx4="http://schemas.microsoft.com/office/drawing/2016/5/10/chartex" xmlns:cx5="http://schemas.microsoft.com/office/drawing/2016/5/11/chartex" xmlns:cx6="http://schemas.microsoft.com/office/drawing/2016/5/12/chartex" xmlns:cx7="http://schemas.microsoft.com/office/drawing/2016/5/13/chartex" xmlns:cx8="http://schemas.microsoft.com/office/drawing/2016/5/14/chartex" xmlns:mc="http://schemas.openxmlformats.org/markup-compatibility/2006" xmlns:aink="http://schemas.microsoft.com/office/drawing/2016/ink" xmlns:am3d="http://schemas.microsoft.com/office/drawing/2017/model3d" xmlns:o="urn:schemas-microsoft-com:office:office" xmlns:r="http://schemas.openxmlformats.org/officeDocument/2006/relationships" xmlns:m="http://schemas.openxmlformats.org/officeDocument/2006/math" xmlns:v="urn:schemas-microsoft-com:vml" xmlns:wp14="http://schemas.microsoft.com/office/word/2010/wordprocessingDrawing" xmlns:wp="http://schemas.openxmlformats.org/drawingml/2006/wordprocessingDrawing" xmlns:w10="urn:schemas-microsoft-com:office:word" xmlns:w="http://schemas.openxmlformats.org/wordprocessingml/2006/main" xmlns:w14="http://schemas.microsoft.com/office/word/2010/wordml" xmlns:w15="http://schemas.microsoft.com/office/word/2012/wordml" xmlns:w16cex="http://schemas.microsoft.com/office/word/2018/wordml/cex" xmlns:w16cid="http://schemas.microsoft.com/office/word/2016/wordml/cid" xmlns:w16="http://schemas.microsoft.com/office/word/2018/wordml" xmlns:w16sdtdh="http://schemas.microsoft.com/office/word/2020/wordml/sdtdatahash" xmlns:w16se="http://schemas.microsoft.com/office/word/2015/wordml/symex" xmlns:wpg="http://schemas.microsoft.com/office/word/2010/wordprocessingGroup" xmlns:wpi="http://schemas.microsoft.com/office/word/2010/wordprocessingInk" xmlns:wne="http://schemas.microsoft.com/office/word/2006/wordml" xmlns:wps="http://schemas.microsoft.com/office/word/2010/wordprocessingShape" mc:Ignorable="w14 w15 w16se w16cid w16 w16cex w16sdtdh wp14">
+<w:document xmlns:wpc="http://schemas.microsoft.com/office/word/2010/wordprocessingCanvas" xmlns:cx="http://schemas.microsoft.com/office/drawing/2014/chartex" xmlns:cx1="http://schemas.microsoft.com/office/drawing/2015/9/8/chartex" xmlns:cx2="http://schemas.microsoft.com/office/drawing/2015/10/21/chartex" xmlns:cx3="http://schemas.microsoft.com/office/drawing/2016/5/9/chartex" xmlns:cx4="http://schemas.microsoft.com/office/drawing/2016/5/10/chartex" xmlns:cx5="http://schemas.microsoft.com/office/drawing/2016/5/11/chartex" xmlns:cx6="http://schemas.microsoft.com/office/drawing/2016/5/12/chartex" xmlns:cx7="http://schemas.microsoft.com/office/drawing/2016/5/13/chartex" xmlns:cx8="http://schemas.microsoft.com/office/drawing/2016/5/14/chartex" xmlns:mc="http://schemas.openxmlformats.org/markup-compatibility/2006" xmlns:aink="http://schemas.microsoft.com/office/drawing/2016/ink" xmlns:am3d="http://schemas.microsoft.com/office/drawing/2017/model3d" xmlns:o="urn:schemas-microsoft-com:office:office" xmlns:oel="http://schemas.microsoft.com/office/2019/extlst" xmlns:r="http://schemas.openxmlformats.org/officeDocument/2006/relationships" xmlns:m="http://schemas.openxmlformats.org/officeDocument/2006/math" xmlns:v="urn:schemas-microsoft-com:vml" xmlns:wp14="http://schemas.microsoft.com/office/word/2010/wordprocessingDrawing" xmlns:wp="http://schemas.openxmlformats.org/drawingml/2006/wordprocessingDrawing" xmlns:w10="urn:schemas-microsoft-com:office:word" xmlns:w="http://schemas.openxmlformats.org/wordprocessingml/2006/main" xmlns:w14="http://schemas.microsoft.com/office/word/2010/wordml" xmlns:w15="http://schemas.microsoft.com/office/word/2012/wordml" xmlns:w16cex="http://schemas.microsoft.com/office/word/2018/wordml/cex" xmlns:w16cid="http://schemas.microsoft.com/office/word/2016/wordml/cid" xmlns:w16="http://schemas.microsoft.com/office/word/2018/wordml" xmlns:w16du="http://schemas.microsoft.com/office/word/2023/wordml/word16du" xmlns:w16sdtdh="http://schemas.microsoft.com/office/word/2020/wordml/sdtdatahash" xmlns:w16sdtfl="http://schemas.microsoft.com/office/word/2024/wordml/sdtformatlock" xmlns:w16se="http://schemas.microsoft.com/office/word/2015/wordml/symex" xmlns:wpg="http://schemas.microsoft.com/office/word/2010/wordprocessingGroup" xmlns:wpi="http://schemas.microsoft.com/office/word/2010/wordprocessingInk" xmlns:wne="http://schemas.microsoft.com/office/word/2006/wordml" xmlns:wps="http://schemas.microsoft.com/office/word/2010/wordprocessingShape" mc:Ignorable="w14 w15 w16se w16cid w16 w16cex w16sdtdh w16sdtfl w16du wp14">
   <w:body>
     <w:p>
       <w:pPr>
@@ -18,25 +18,7 @@
           <w:sz w:val="52"/>
           <w:szCs w:val="52"/>
         </w:rPr>
-        <w:t>SQL Workshop</w:t>
-      </w:r>
-      <w:r>
-        <w:rPr>
-          <w:b/>
-          <w:bCs/>
-          <w:sz w:val="52"/>
-          <w:szCs w:val="52"/>
-        </w:rPr>
-        <w:t>-4</w:t>
-      </w:r>
-      <w:r>
-        <w:rPr>
-          <w:b/>
-          <w:bCs/>
-          <w:sz w:val="52"/>
-          <w:szCs w:val="52"/>
-        </w:rPr>
-        <w:t>: DDL and DML in Depth</w:t>
+        <w:t>SQL Workshop-4: DDL and DML in Depth</w:t>
       </w:r>
     </w:p>
     <w:p/>
@@ -240,279 +222,6 @@
         <w:t>Users Table</w:t>
       </w:r>
     </w:p>
-    <w:p/>
-    <w:p>
-      <w:r>
-        <w:t>CREATE TABLE [</w:t>
-      </w:r>
-      <w:proofErr w:type="spellStart"/>
-      <w:r>
-        <w:t>dbo</w:t>
-      </w:r>
-      <w:proofErr w:type="spellEnd"/>
-      <w:proofErr w:type="gramStart"/>
-      <w:r>
-        <w:t>].[</w:t>
-      </w:r>
-      <w:proofErr w:type="gramEnd"/>
-      <w:r>
-        <w:t>Users](</w:t>
-      </w:r>
-    </w:p>
-    <w:p>
-      <w:r>
-        <w:tab/>
-        <w:t xml:space="preserve">Id UNIQUEIDENTIFIER DEFAULT </w:t>
-      </w:r>
-      <w:proofErr w:type="gramStart"/>
-      <w:r>
-        <w:t>NEWID(</w:t>
-      </w:r>
-      <w:proofErr w:type="gramEnd"/>
-      <w:r>
-        <w:t>) PRIMARY KEY,</w:t>
-      </w:r>
-    </w:p>
-    <w:p>
-      <w:r>
-        <w:tab/>
-        <w:t>[FirstName] [varchar</w:t>
-      </w:r>
-      <w:proofErr w:type="gramStart"/>
-      <w:r>
-        <w:t>](</w:t>
-      </w:r>
-      <w:proofErr w:type="gramEnd"/>
-      <w:r>
-        <w:t>50) NULL,</w:t>
-      </w:r>
-    </w:p>
-    <w:p>
-      <w:r>
-        <w:tab/>
-        <w:t>[</w:t>
-      </w:r>
-      <w:proofErr w:type="spellStart"/>
-      <w:r>
-        <w:t>MiddleName</w:t>
-      </w:r>
-      <w:proofErr w:type="spellEnd"/>
-      <w:r>
-        <w:t>] [varchar</w:t>
-      </w:r>
-      <w:proofErr w:type="gramStart"/>
-      <w:r>
-        <w:t>](</w:t>
-      </w:r>
-      <w:proofErr w:type="gramEnd"/>
-      <w:r>
-        <w:t>50) NULL,</w:t>
-      </w:r>
-    </w:p>
-    <w:p>
-      <w:r>
-        <w:tab/>
-        <w:t>[</w:t>
-      </w:r>
-      <w:proofErr w:type="spellStart"/>
-      <w:r>
-        <w:t>LastName</w:t>
-      </w:r>
-      <w:proofErr w:type="spellEnd"/>
-      <w:r>
-        <w:t>] [varchar</w:t>
-      </w:r>
-      <w:proofErr w:type="gramStart"/>
-      <w:r>
-        <w:t>](</w:t>
-      </w:r>
-      <w:proofErr w:type="gramEnd"/>
-      <w:r>
-        <w:t>50) NULL,</w:t>
-      </w:r>
-    </w:p>
-    <w:p>
-      <w:r>
-        <w:tab/>
-        <w:t>[Email] [varchar</w:t>
-      </w:r>
-      <w:proofErr w:type="gramStart"/>
-      <w:r>
-        <w:t>](</w:t>
-      </w:r>
-      <w:proofErr w:type="gramEnd"/>
-      <w:r>
-        <w:t>50) NOT NULL UNIQUE,</w:t>
-      </w:r>
-    </w:p>
-    <w:p>
-      <w:r>
-        <w:tab/>
-        <w:t>[Gender] [varchar</w:t>
-      </w:r>
-      <w:proofErr w:type="gramStart"/>
-      <w:r>
-        <w:t>](</w:t>
-      </w:r>
-      <w:proofErr w:type="gramEnd"/>
-      <w:r>
-        <w:t>50) NULL,</w:t>
-      </w:r>
-    </w:p>
-    <w:p>
-      <w:r>
-        <w:tab/>
-        <w:t>[Location] [varchar</w:t>
-      </w:r>
-      <w:proofErr w:type="gramStart"/>
-      <w:r>
-        <w:t>](</w:t>
-      </w:r>
-      <w:proofErr w:type="gramEnd"/>
-      <w:r>
-        <w:t>50) NULL,</w:t>
-      </w:r>
-    </w:p>
-    <w:p>
-      <w:r>
-        <w:tab/>
-        <w:t>[Phone] [varchar</w:t>
-      </w:r>
-      <w:proofErr w:type="gramStart"/>
-      <w:r>
-        <w:t>](</w:t>
-      </w:r>
-      <w:proofErr w:type="gramEnd"/>
-      <w:r>
-        <w:t>50) NULL,</w:t>
-      </w:r>
-    </w:p>
-    <w:p>
-      <w:r>
-        <w:tab/>
-        <w:t>[Password] [varchar</w:t>
-      </w:r>
-      <w:proofErr w:type="gramStart"/>
-      <w:r>
-        <w:t>](</w:t>
-      </w:r>
-      <w:proofErr w:type="gramEnd"/>
-      <w:r>
-        <w:t>50) NULL,</w:t>
-      </w:r>
-    </w:p>
-    <w:p>
-      <w:r>
-        <w:tab/>
-        <w:t>[Role] [varchar</w:t>
-      </w:r>
-      <w:proofErr w:type="gramStart"/>
-      <w:r>
-        <w:t>](</w:t>
-      </w:r>
-      <w:proofErr w:type="gramEnd"/>
-      <w:r>
-        <w:t>50) NULL,</w:t>
-      </w:r>
-    </w:p>
-    <w:p>
-      <w:r>
-        <w:tab/>
-        <w:t>[About] [varchar</w:t>
-      </w:r>
-      <w:proofErr w:type="gramStart"/>
-      <w:r>
-        <w:t>](</w:t>
-      </w:r>
-      <w:proofErr w:type="gramEnd"/>
-      <w:r>
-        <w:t>50) NULL,</w:t>
-      </w:r>
-    </w:p>
-    <w:p>
-      <w:r>
-        <w:tab/>
-        <w:t>[Designation] [varchar</w:t>
-      </w:r>
-      <w:proofErr w:type="gramStart"/>
-      <w:r>
-        <w:t>](</w:t>
-      </w:r>
-      <w:proofErr w:type="gramEnd"/>
-      <w:r>
-        <w:t>50) NULL,</w:t>
-      </w:r>
-    </w:p>
-    <w:p>
-      <w:r>
-        <w:tab/>
-        <w:t>[</w:t>
-      </w:r>
-      <w:proofErr w:type="spellStart"/>
-      <w:r>
-        <w:t>CompanyId</w:t>
-      </w:r>
-      <w:proofErr w:type="spellEnd"/>
-      <w:r>
-        <w:t>] [</w:t>
-      </w:r>
-      <w:proofErr w:type="spellStart"/>
-      <w:r>
-        <w:t>uniqueidentifier</w:t>
-      </w:r>
-      <w:proofErr w:type="spellEnd"/>
-      <w:r>
-        <w:t>] NULL,</w:t>
-      </w:r>
-    </w:p>
-    <w:p>
-      <w:r>
-        <w:tab/>
-        <w:t>[Image] [varchar</w:t>
-      </w:r>
-      <w:proofErr w:type="gramStart"/>
-      <w:r>
-        <w:t>](</w:t>
-      </w:r>
-      <w:proofErr w:type="gramEnd"/>
-      <w:r>
-        <w:t>50) NULL,</w:t>
-      </w:r>
-    </w:p>
-    <w:p>
-      <w:r>
-        <w:tab/>
-        <w:t>[Status] [varchar</w:t>
-      </w:r>
-      <w:proofErr w:type="gramStart"/>
-      <w:r>
-        <w:t>](</w:t>
-      </w:r>
-      <w:proofErr w:type="gramEnd"/>
-      <w:r>
-        <w:t>50) NULL</w:t>
-      </w:r>
-    </w:p>
-    <w:p>
-      <w:r>
-        <w:t xml:space="preserve"> );</w:t>
-      </w:r>
-    </w:p>
-    <w:p/>
-    <w:p>
-      <w:r>
-        <w:t xml:space="preserve">ALTER TABLE Users ADD CONSTRAINT </w:t>
-      </w:r>
-      <w:proofErr w:type="spellStart"/>
-      <w:r>
-        <w:t>email_unique</w:t>
-      </w:r>
-      <w:proofErr w:type="spellEnd"/>
-      <w:r>
-        <w:t xml:space="preserve"> UNIQUE (Email);</w:t>
-      </w:r>
-    </w:p>
-    <w:p/>
     <w:p>
       <w:pPr>
         <w:rPr>
@@ -522,273 +231,553 @@
           <w:szCs w:val="28"/>
         </w:rPr>
       </w:pPr>
-      <w:r>
+    </w:p>
+    <w:p/>
+    <w:p>
+      <w:r>
+        <w:t>CREATE TABLE [</w:t>
+      </w:r>
+      <w:proofErr w:type="spellStart"/>
+      <w:r>
+        <w:t>dbo</w:t>
+      </w:r>
+      <w:proofErr w:type="spellEnd"/>
+      <w:proofErr w:type="gramStart"/>
+      <w:r>
+        <w:t>].[</w:t>
+      </w:r>
+      <w:proofErr w:type="gramEnd"/>
+      <w:r>
+        <w:t>Users</w:t>
+      </w:r>
+      <w:proofErr w:type="gramStart"/>
+      <w:r>
+        <w:t>](</w:t>
+      </w:r>
+      <w:proofErr w:type="gramEnd"/>
+    </w:p>
+    <w:p>
+      <w:r>
+        <w:tab/>
+        <w:t xml:space="preserve">Id UNIQUEIDENTIFIER DEFAULT </w:t>
+      </w:r>
+      <w:proofErr w:type="gramStart"/>
+      <w:r>
+        <w:t>NEWID(</w:t>
+      </w:r>
+      <w:proofErr w:type="gramEnd"/>
+      <w:r>
+        <w:t>) PRIMARY KEY,</w:t>
+      </w:r>
+    </w:p>
+    <w:p>
+      <w:r>
+        <w:tab/>
+        <w:t>[FirstName] [varchar</w:t>
+      </w:r>
+      <w:proofErr w:type="gramStart"/>
+      <w:r>
+        <w:t>](</w:t>
+      </w:r>
+      <w:proofErr w:type="gramEnd"/>
+      <w:r>
+        <w:t>50) NULL,</w:t>
+      </w:r>
+    </w:p>
+    <w:p>
+      <w:r>
+        <w:tab/>
+        <w:t>[</w:t>
+      </w:r>
+      <w:proofErr w:type="spellStart"/>
+      <w:r>
+        <w:t>MiddleName</w:t>
+      </w:r>
+      <w:proofErr w:type="spellEnd"/>
+      <w:r>
+        <w:t>] [varchar</w:t>
+      </w:r>
+      <w:proofErr w:type="gramStart"/>
+      <w:r>
+        <w:t>](</w:t>
+      </w:r>
+      <w:proofErr w:type="gramEnd"/>
+      <w:r>
+        <w:t>50) NULL,</w:t>
+      </w:r>
+    </w:p>
+    <w:p>
+      <w:r>
+        <w:tab/>
+        <w:t>[LastName] [varchar</w:t>
+      </w:r>
+      <w:proofErr w:type="gramStart"/>
+      <w:r>
+        <w:t>](</w:t>
+      </w:r>
+      <w:proofErr w:type="gramEnd"/>
+      <w:r>
+        <w:t>50) NULL,</w:t>
+      </w:r>
+    </w:p>
+    <w:p>
+      <w:r>
+        <w:tab/>
+        <w:t>[Email] [varchar</w:t>
+      </w:r>
+      <w:proofErr w:type="gramStart"/>
+      <w:r>
+        <w:t>](</w:t>
+      </w:r>
+      <w:proofErr w:type="gramEnd"/>
+      <w:r>
+        <w:t>50) NOT NULL UNIQUE,</w:t>
+      </w:r>
+    </w:p>
+    <w:p>
+      <w:r>
+        <w:tab/>
+        <w:t>[Gender] [varchar</w:t>
+      </w:r>
+      <w:proofErr w:type="gramStart"/>
+      <w:r>
+        <w:t>](</w:t>
+      </w:r>
+      <w:proofErr w:type="gramEnd"/>
+      <w:r>
+        <w:t>50) NULL,</w:t>
+      </w:r>
+    </w:p>
+    <w:p>
+      <w:r>
+        <w:tab/>
+        <w:t>[Location] [varchar</w:t>
+      </w:r>
+      <w:proofErr w:type="gramStart"/>
+      <w:r>
+        <w:t>](</w:t>
+      </w:r>
+      <w:proofErr w:type="gramEnd"/>
+      <w:r>
+        <w:t>50) NULL,</w:t>
+      </w:r>
+    </w:p>
+    <w:p>
+      <w:r>
+        <w:tab/>
+        <w:t>[Phone] [varchar</w:t>
+      </w:r>
+      <w:proofErr w:type="gramStart"/>
+      <w:r>
+        <w:t>](</w:t>
+      </w:r>
+      <w:proofErr w:type="gramEnd"/>
+      <w:r>
+        <w:t>50) NULL,</w:t>
+      </w:r>
+    </w:p>
+    <w:p>
+      <w:r>
+        <w:tab/>
+        <w:t>[Password] [varchar</w:t>
+      </w:r>
+      <w:proofErr w:type="gramStart"/>
+      <w:r>
+        <w:t>](</w:t>
+      </w:r>
+      <w:proofErr w:type="gramEnd"/>
+      <w:r>
+        <w:t>50) NULL,</w:t>
+      </w:r>
+    </w:p>
+    <w:p>
+      <w:r>
+        <w:tab/>
+        <w:t>[Role] [varchar</w:t>
+      </w:r>
+      <w:proofErr w:type="gramStart"/>
+      <w:r>
+        <w:t>](</w:t>
+      </w:r>
+      <w:proofErr w:type="gramEnd"/>
+      <w:r>
+        <w:t>50) NULL,</w:t>
+      </w:r>
+    </w:p>
+    <w:p>
+      <w:r>
+        <w:tab/>
+        <w:t>[About] [varchar</w:t>
+      </w:r>
+      <w:proofErr w:type="gramStart"/>
+      <w:r>
+        <w:t>](</w:t>
+      </w:r>
+      <w:proofErr w:type="gramEnd"/>
+      <w:r>
+        <w:t>50) NULL,</w:t>
+      </w:r>
+    </w:p>
+    <w:p>
+      <w:r>
+        <w:tab/>
+        <w:t>[Designation] [varchar</w:t>
+      </w:r>
+      <w:proofErr w:type="gramStart"/>
+      <w:r>
+        <w:t>](</w:t>
+      </w:r>
+      <w:proofErr w:type="gramEnd"/>
+      <w:r>
+        <w:t>50) NULL,</w:t>
+      </w:r>
+    </w:p>
+    <w:p>
+      <w:r>
+        <w:tab/>
+        <w:t>[</w:t>
+      </w:r>
+      <w:proofErr w:type="spellStart"/>
+      <w:r>
+        <w:t>CompanyId</w:t>
+      </w:r>
+      <w:proofErr w:type="spellEnd"/>
+      <w:r>
+        <w:t>] [</w:t>
+      </w:r>
+      <w:proofErr w:type="spellStart"/>
+      <w:r>
+        <w:t>uniqueidentifier</w:t>
+      </w:r>
+      <w:proofErr w:type="spellEnd"/>
+      <w:r>
+        <w:t>] NULL,</w:t>
+      </w:r>
+    </w:p>
+    <w:p>
+      <w:r>
+        <w:tab/>
+        <w:t>[Image] [varchar</w:t>
+      </w:r>
+      <w:proofErr w:type="gramStart"/>
+      <w:r>
+        <w:t>](</w:t>
+      </w:r>
+      <w:proofErr w:type="gramEnd"/>
+      <w:r>
+        <w:t>50) NULL,</w:t>
+      </w:r>
+    </w:p>
+    <w:p>
+      <w:r>
+        <w:tab/>
+        <w:t>[Status] [varchar</w:t>
+      </w:r>
+      <w:proofErr w:type="gramStart"/>
+      <w:r>
+        <w:t>](</w:t>
+      </w:r>
+      <w:proofErr w:type="gramEnd"/>
+      <w:r>
+        <w:t>50) NULL</w:t>
+      </w:r>
+    </w:p>
+    <w:p>
+      <w:r>
+        <w:t xml:space="preserve"> );</w:t>
+      </w:r>
+    </w:p>
+    <w:p/>
+    <w:p>
+      <w:r>
+        <w:t xml:space="preserve">ALTER TABLE Users ADD CONSTRAINT </w:t>
+      </w:r>
+      <w:proofErr w:type="spellStart"/>
+      <w:r>
+        <w:t>email_unique</w:t>
+      </w:r>
+      <w:proofErr w:type="spellEnd"/>
+      <w:r>
+        <w:t xml:space="preserve"> UNIQUE (Email);</w:t>
+      </w:r>
+    </w:p>
+    <w:p/>
+    <w:p>
+      <w:pPr>
         <w:rPr>
           <w:b/>
           <w:bCs/>
           <w:sz w:val="28"/>
           <w:szCs w:val="28"/>
         </w:rPr>
-        <w:t>Jobs Table</w:t>
-      </w:r>
-    </w:p>
-    <w:p/>
-    <w:p>
-      <w:r>
-        <w:t>CREATE TABLE Job (</w:t>
-      </w:r>
-    </w:p>
-    <w:p>
-      <w:r>
-        <w:tab/>
-        <w:t xml:space="preserve">Id UNIQUEIDENTIFIER DEFAULT </w:t>
-      </w:r>
-      <w:proofErr w:type="gramStart"/>
-      <w:r>
-        <w:t>NEWID(</w:t>
-      </w:r>
-      <w:proofErr w:type="gramEnd"/>
-      <w:r>
-        <w:t>) PRIMARY KEY,</w:t>
-      </w:r>
-    </w:p>
-    <w:p>
-      <w:r>
-        <w:tab/>
-        <w:t>[Title] [varchar</w:t>
-      </w:r>
-      <w:proofErr w:type="gramStart"/>
-      <w:r>
-        <w:t>](</w:t>
-      </w:r>
-      <w:proofErr w:type="gramEnd"/>
-      <w:r>
-        <w:t>50) NULL,</w:t>
-      </w:r>
-    </w:p>
-    <w:p>
-      <w:r>
-        <w:tab/>
-        <w:t>[Description] [varchar</w:t>
-      </w:r>
-      <w:proofErr w:type="gramStart"/>
-      <w:r>
-        <w:t>](</w:t>
-      </w:r>
-      <w:proofErr w:type="gramEnd"/>
-      <w:r>
-        <w:t>50) NULL,</w:t>
-      </w:r>
-    </w:p>
-    <w:p>
-      <w:r>
-        <w:tab/>
-        <w:t>[Location] [varchar</w:t>
-      </w:r>
-      <w:proofErr w:type="gramStart"/>
-      <w:r>
-        <w:t>](</w:t>
-      </w:r>
-      <w:proofErr w:type="gramEnd"/>
-      <w:r>
-        <w:t>50) NULL,</w:t>
-      </w:r>
-    </w:p>
-    <w:p>
-      <w:r>
-        <w:tab/>
-        <w:t>[Experience] [varchar</w:t>
-      </w:r>
-      <w:proofErr w:type="gramStart"/>
-      <w:r>
-        <w:t>](</w:t>
-      </w:r>
-      <w:proofErr w:type="gramEnd"/>
-      <w:r>
-        <w:t>50) NULL,</w:t>
-      </w:r>
-    </w:p>
-    <w:p>
-      <w:r>
-        <w:tab/>
-        <w:t>[</w:t>
-      </w:r>
-      <w:proofErr w:type="spellStart"/>
-      <w:r>
-        <w:t>TypeOfWorkPlace</w:t>
-      </w:r>
-      <w:proofErr w:type="spellEnd"/>
-      <w:r>
-        <w:t>] [varchar</w:t>
-      </w:r>
-      <w:proofErr w:type="gramStart"/>
-      <w:r>
-        <w:t>](</w:t>
-      </w:r>
-      <w:proofErr w:type="gramEnd"/>
-      <w:r>
-        <w:t>50) NULL,</w:t>
-      </w:r>
-    </w:p>
-    <w:p>
-      <w:r>
-        <w:lastRenderedPageBreak/>
-        <w:tab/>
-        <w:t>[Salary] [varchar</w:t>
-      </w:r>
-      <w:proofErr w:type="gramStart"/>
-      <w:r>
-        <w:t>](</w:t>
-      </w:r>
-      <w:proofErr w:type="gramEnd"/>
-      <w:r>
-        <w:t>50) NULL,</w:t>
-      </w:r>
-    </w:p>
-    <w:p>
-      <w:r>
-        <w:tab/>
-        <w:t>[Responsibilities] [varchar</w:t>
-      </w:r>
-      <w:proofErr w:type="gramStart"/>
-      <w:r>
-        <w:t>](</w:t>
-      </w:r>
-      <w:proofErr w:type="gramEnd"/>
-      <w:r>
-        <w:t>50) NULL,</w:t>
-      </w:r>
-    </w:p>
-    <w:p>
-      <w:r>
-        <w:tab/>
-        <w:t>[</w:t>
-      </w:r>
-      <w:proofErr w:type="spellStart"/>
-      <w:r>
-        <w:t>JobType</w:t>
-      </w:r>
-      <w:proofErr w:type="spellEnd"/>
-      <w:r>
-        <w:t>] [varchar</w:t>
-      </w:r>
-      <w:proofErr w:type="gramStart"/>
-      <w:r>
-        <w:t>](</w:t>
-      </w:r>
-      <w:proofErr w:type="gramEnd"/>
-      <w:r>
-        <w:t>50) NULL,</w:t>
-      </w:r>
-    </w:p>
-    <w:p>
-      <w:r>
-        <w:tab/>
-        <w:t>[</w:t>
-      </w:r>
-      <w:proofErr w:type="spellStart"/>
-      <w:r>
-        <w:t>VacanciesCount</w:t>
-      </w:r>
-      <w:proofErr w:type="spellEnd"/>
-      <w:r>
-        <w:t>] [int] NULL,</w:t>
-      </w:r>
-    </w:p>
-    <w:p>
-      <w:r>
-        <w:tab/>
-        <w:t>[</w:t>
-      </w:r>
-      <w:proofErr w:type="spellStart"/>
-      <w:r>
-        <w:t>AppliedCount</w:t>
-      </w:r>
-      <w:proofErr w:type="spellEnd"/>
-      <w:r>
-        <w:t>] [int] NULL,</w:t>
-      </w:r>
-    </w:p>
-    <w:p>
-      <w:r>
-        <w:tab/>
-        <w:t>[Status] [varchar</w:t>
-      </w:r>
-      <w:proofErr w:type="gramStart"/>
-      <w:r>
-        <w:t>](</w:t>
-      </w:r>
-      <w:proofErr w:type="gramEnd"/>
-      <w:r>
-        <w:t>50) NULL,</w:t>
-      </w:r>
-    </w:p>
-    <w:p>
-      <w:r>
-        <w:tab/>
-        <w:t>[</w:t>
-      </w:r>
-      <w:proofErr w:type="spellStart"/>
-      <w:r>
-        <w:t>CompanyId</w:t>
-      </w:r>
-      <w:proofErr w:type="spellEnd"/>
-      <w:r>
-        <w:t>] [</w:t>
-      </w:r>
-      <w:proofErr w:type="spellStart"/>
-      <w:r>
-        <w:t>uniqueidentifier</w:t>
-      </w:r>
-      <w:proofErr w:type="spellEnd"/>
-      <w:r>
-        <w:t>] NULL,</w:t>
-      </w:r>
-    </w:p>
-    <w:p>
-      <w:r>
-        <w:tab/>
-        <w:t>[</w:t>
-      </w:r>
-      <w:proofErr w:type="spellStart"/>
-      <w:r>
-        <w:t>CreatedBy</w:t>
-      </w:r>
-      <w:proofErr w:type="spellEnd"/>
-      <w:r>
-        <w:t>] [</w:t>
-      </w:r>
-      <w:proofErr w:type="spellStart"/>
-      <w:r>
-        <w:t>uniqueidentifier</w:t>
-      </w:r>
-      <w:proofErr w:type="spellEnd"/>
-      <w:r>
-        <w:t>] REFERENCES Users (Id)</w:t>
-      </w:r>
-    </w:p>
-    <w:p>
-      <w:r>
-        <w:t>);</w:t>
-      </w:r>
-    </w:p>
-    <w:p/>
-    <w:p>
-      <w:pPr>
+      </w:pPr>
+      <w:r>
         <w:rPr>
           <w:b/>
           <w:bCs/>
           <w:sz w:val="28"/>
           <w:szCs w:val="28"/>
         </w:rPr>
-      </w:pPr>
-      <w:r>
+        <w:t>Jobs Table</w:t>
+      </w:r>
+    </w:p>
+    <w:p/>
+    <w:p>
+      <w:r>
+        <w:t>CREATE TABLE Job (</w:t>
+      </w:r>
+    </w:p>
+    <w:p>
+      <w:r>
+        <w:tab/>
+        <w:t xml:space="preserve">Id UNIQUEIDENTIFIER DEFAULT </w:t>
+      </w:r>
+      <w:proofErr w:type="gramStart"/>
+      <w:r>
+        <w:t>NEWID(</w:t>
+      </w:r>
+      <w:proofErr w:type="gramEnd"/>
+      <w:r>
+        <w:t>) PRIMARY KEY,</w:t>
+      </w:r>
+    </w:p>
+    <w:p>
+      <w:r>
+        <w:tab/>
+        <w:t>[Title] [varchar</w:t>
+      </w:r>
+      <w:proofErr w:type="gramStart"/>
+      <w:r>
+        <w:t>](</w:t>
+      </w:r>
+      <w:proofErr w:type="gramEnd"/>
+      <w:r>
+        <w:t>50) NULL,</w:t>
+      </w:r>
+    </w:p>
+    <w:p>
+      <w:r>
+        <w:tab/>
+        <w:t>[Description] [varchar</w:t>
+      </w:r>
+      <w:proofErr w:type="gramStart"/>
+      <w:r>
+        <w:t>](</w:t>
+      </w:r>
+      <w:proofErr w:type="gramEnd"/>
+      <w:r>
+        <w:t>50) NULL,</w:t>
+      </w:r>
+    </w:p>
+    <w:p>
+      <w:r>
+        <w:tab/>
+        <w:t>[Location] [varchar</w:t>
+      </w:r>
+      <w:proofErr w:type="gramStart"/>
+      <w:r>
+        <w:t>](</w:t>
+      </w:r>
+      <w:proofErr w:type="gramEnd"/>
+      <w:r>
+        <w:t>50) NULL,</w:t>
+      </w:r>
+    </w:p>
+    <w:p>
+      <w:r>
+        <w:lastRenderedPageBreak/>
+        <w:tab/>
+        <w:t>[Experience] [varchar</w:t>
+      </w:r>
+      <w:proofErr w:type="gramStart"/>
+      <w:r>
+        <w:t>](</w:t>
+      </w:r>
+      <w:proofErr w:type="gramEnd"/>
+      <w:r>
+        <w:t>50) NULL,</w:t>
+      </w:r>
+    </w:p>
+    <w:p>
+      <w:r>
+        <w:tab/>
+        <w:t>[</w:t>
+      </w:r>
+      <w:proofErr w:type="spellStart"/>
+      <w:r>
+        <w:t>TypeOfWorkPlace</w:t>
+      </w:r>
+      <w:proofErr w:type="spellEnd"/>
+      <w:r>
+        <w:t>] [varchar</w:t>
+      </w:r>
+      <w:proofErr w:type="gramStart"/>
+      <w:r>
+        <w:t>](</w:t>
+      </w:r>
+      <w:proofErr w:type="gramEnd"/>
+      <w:r>
+        <w:t>50) NULL,</w:t>
+      </w:r>
+    </w:p>
+    <w:p>
+      <w:r>
+        <w:tab/>
+        <w:t>[Salary] [varchar</w:t>
+      </w:r>
+      <w:proofErr w:type="gramStart"/>
+      <w:r>
+        <w:t>](</w:t>
+      </w:r>
+      <w:proofErr w:type="gramEnd"/>
+      <w:r>
+        <w:t>50) NULL,</w:t>
+      </w:r>
+    </w:p>
+    <w:p>
+      <w:r>
+        <w:tab/>
+        <w:t>[Responsibilities] [varchar</w:t>
+      </w:r>
+      <w:proofErr w:type="gramStart"/>
+      <w:r>
+        <w:t>](</w:t>
+      </w:r>
+      <w:proofErr w:type="gramEnd"/>
+      <w:r>
+        <w:t>50) NULL,</w:t>
+      </w:r>
+    </w:p>
+    <w:p>
+      <w:r>
+        <w:tab/>
+        <w:t>[</w:t>
+      </w:r>
+      <w:proofErr w:type="spellStart"/>
+      <w:r>
+        <w:t>JobType</w:t>
+      </w:r>
+      <w:proofErr w:type="spellEnd"/>
+      <w:r>
+        <w:t>] [varchar</w:t>
+      </w:r>
+      <w:proofErr w:type="gramStart"/>
+      <w:r>
+        <w:t>](</w:t>
+      </w:r>
+      <w:proofErr w:type="gramEnd"/>
+      <w:r>
+        <w:t>50) NULL,</w:t>
+      </w:r>
+    </w:p>
+    <w:p>
+      <w:r>
+        <w:tab/>
+        <w:t>[</w:t>
+      </w:r>
+      <w:proofErr w:type="spellStart"/>
+      <w:r>
+        <w:t>VacanciesCount</w:t>
+      </w:r>
+      <w:proofErr w:type="spellEnd"/>
+      <w:r>
+        <w:t>] [int] NULL,</w:t>
+      </w:r>
+    </w:p>
+    <w:p>
+      <w:r>
+        <w:tab/>
+        <w:t>[</w:t>
+      </w:r>
+      <w:proofErr w:type="spellStart"/>
+      <w:r>
+        <w:t>AppliedCount</w:t>
+      </w:r>
+      <w:proofErr w:type="spellEnd"/>
+      <w:r>
+        <w:t>] [int] NULL,</w:t>
+      </w:r>
+    </w:p>
+    <w:p>
+      <w:r>
+        <w:tab/>
+        <w:t>[Status] [varchar</w:t>
+      </w:r>
+      <w:proofErr w:type="gramStart"/>
+      <w:r>
+        <w:t>](</w:t>
+      </w:r>
+      <w:proofErr w:type="gramEnd"/>
+      <w:r>
+        <w:t>50) NULL,</w:t>
+      </w:r>
+    </w:p>
+    <w:p>
+      <w:r>
+        <w:tab/>
+        <w:t>[</w:t>
+      </w:r>
+      <w:proofErr w:type="spellStart"/>
+      <w:r>
+        <w:t>CompanyId</w:t>
+      </w:r>
+      <w:proofErr w:type="spellEnd"/>
+      <w:r>
+        <w:t>] [</w:t>
+      </w:r>
+      <w:proofErr w:type="spellStart"/>
+      <w:r>
+        <w:t>uniqueidentifier</w:t>
+      </w:r>
+      <w:proofErr w:type="spellEnd"/>
+      <w:r>
+        <w:t>] NULL,</w:t>
+      </w:r>
+    </w:p>
+    <w:p>
+      <w:r>
+        <w:tab/>
+        <w:t>[</w:t>
+      </w:r>
+      <w:proofErr w:type="spellStart"/>
+      <w:r>
+        <w:t>CreatedBy</w:t>
+      </w:r>
+      <w:proofErr w:type="spellEnd"/>
+      <w:r>
+        <w:t>] [</w:t>
+      </w:r>
+      <w:proofErr w:type="spellStart"/>
+      <w:r>
+        <w:t>uniqueidentifier</w:t>
+      </w:r>
+      <w:proofErr w:type="spellEnd"/>
+      <w:r>
+        <w:t>] REFERENCES Users (Id)</w:t>
+      </w:r>
+    </w:p>
+    <w:p>
+      <w:r>
+        <w:t>);</w:t>
+      </w:r>
+    </w:p>
+    <w:p/>
+    <w:p>
+      <w:pPr>
         <w:rPr>
           <w:b/>
           <w:bCs/>
           <w:sz w:val="28"/>
           <w:szCs w:val="28"/>
         </w:rPr>
+      </w:pPr>
+      <w:r>
+        <w:rPr>
+          <w:b/>
+          <w:bCs/>
+          <w:sz w:val="28"/>
+          <w:szCs w:val="28"/>
+        </w:rPr>
         <w:t>Applications Table</w:t>
       </w:r>
     </w:p>
@@ -994,6 +983,7 @@
     </w:p>
     <w:p>
       <w:r>
+        <w:lastRenderedPageBreak/>
         <w:t>('9b80c5d4-5de6-4f16-acd5-26f7d392b8b9','Soudha', 'AM', '</w:t>
       </w:r>
       <w:proofErr w:type="spellStart"/>
@@ -1015,7 +1005,6 @@
     </w:p>
     <w:p>
       <w:r>
-        <w:lastRenderedPageBreak/>
         <w:t>('6fa50404-3754-4062-a4b0-ca333468e69a', '</w:t>
       </w:r>
       <w:proofErr w:type="spellStart"/>
@@ -1243,6 +1232,7 @@
     </w:p>
     <w:p>
       <w:r>
+        <w:lastRenderedPageBreak/>
         <w:t>SELECT * FROM job;</w:t>
       </w:r>
     </w:p>
@@ -1275,34 +1265,42 @@
         <w:t xml:space="preserve">, </w:t>
       </w:r>
       <w:proofErr w:type="spellStart"/>
+      <w:proofErr w:type="gramStart"/>
       <w:r>
         <w:t>j.Description</w:t>
       </w:r>
       <w:proofErr w:type="spellEnd"/>
+      <w:proofErr w:type="gramEnd"/>
       <w:r>
         <w:t xml:space="preserve">, </w:t>
       </w:r>
       <w:proofErr w:type="spellStart"/>
+      <w:proofErr w:type="gramStart"/>
       <w:r>
         <w:t>j.Responsibilities</w:t>
       </w:r>
       <w:proofErr w:type="spellEnd"/>
+      <w:proofErr w:type="gramEnd"/>
       <w:r>
         <w:t xml:space="preserve">, </w:t>
       </w:r>
       <w:proofErr w:type="spellStart"/>
+      <w:proofErr w:type="gramStart"/>
       <w:r>
         <w:t>j.Experience</w:t>
       </w:r>
       <w:proofErr w:type="spellEnd"/>
+      <w:proofErr w:type="gramEnd"/>
       <w:r>
         <w:t xml:space="preserve">, </w:t>
       </w:r>
       <w:proofErr w:type="spellStart"/>
+      <w:proofErr w:type="gramStart"/>
       <w:r>
         <w:t>j.Location</w:t>
       </w:r>
       <w:proofErr w:type="spellEnd"/>
+      <w:proofErr w:type="gramEnd"/>
       <w:r>
         <w:t xml:space="preserve"> FROM job j, users u WHERE </w:t>
       </w:r>
@@ -1315,6 +1313,7 @@
         <w:t xml:space="preserve">='soudha.aitrich@gmail.com' AND </w:t>
       </w:r>
       <w:proofErr w:type="spellStart"/>
+      <w:proofErr w:type="gramStart"/>
       <w:r>
         <w:t>j.CreatedBy</w:t>
       </w:r>
@@ -1327,6 +1326,7 @@
         <w:t>u.Id</w:t>
       </w:r>
       <w:proofErr w:type="spellEnd"/>
+      <w:proofErr w:type="gramEnd"/>
       <w:r>
         <w:t>;</w:t>
       </w:r>
@@ -1426,58 +1426,72 @@
         <w:t xml:space="preserve">, </w:t>
       </w:r>
       <w:proofErr w:type="spellStart"/>
+      <w:proofErr w:type="gramStart"/>
       <w:r>
         <w:t>j.Description</w:t>
       </w:r>
       <w:proofErr w:type="spellEnd"/>
+      <w:proofErr w:type="gramEnd"/>
       <w:r>
         <w:t xml:space="preserve">, </w:t>
       </w:r>
       <w:proofErr w:type="spellStart"/>
+      <w:proofErr w:type="gramStart"/>
       <w:r>
         <w:t>j.Responsibilities</w:t>
       </w:r>
       <w:proofErr w:type="spellEnd"/>
+      <w:proofErr w:type="gramEnd"/>
       <w:r>
         <w:t xml:space="preserve">, </w:t>
       </w:r>
       <w:proofErr w:type="spellStart"/>
+      <w:proofErr w:type="gramStart"/>
       <w:r>
         <w:t>j.Experience</w:t>
       </w:r>
       <w:proofErr w:type="spellEnd"/>
+      <w:proofErr w:type="gramEnd"/>
       <w:r>
         <w:t xml:space="preserve">, </w:t>
       </w:r>
       <w:proofErr w:type="spellStart"/>
+      <w:proofErr w:type="gramStart"/>
       <w:r>
         <w:t>j.Location</w:t>
       </w:r>
       <w:proofErr w:type="spellEnd"/>
+      <w:proofErr w:type="gramEnd"/>
       <w:r>
         <w:t xml:space="preserve">, </w:t>
       </w:r>
       <w:proofErr w:type="spellStart"/>
+      <w:proofErr w:type="gramStart"/>
       <w:r>
         <w:t>u.FirstName</w:t>
       </w:r>
       <w:proofErr w:type="spellEnd"/>
+      <w:proofErr w:type="gramEnd"/>
       <w:r>
         <w:t xml:space="preserve"> FROM job j INNER JOIN users u ON </w:t>
       </w:r>
       <w:proofErr w:type="spellStart"/>
+      <w:proofErr w:type="gramStart"/>
       <w:r>
         <w:t>u.Id</w:t>
       </w:r>
       <w:proofErr w:type="spellEnd"/>
+      <w:proofErr w:type="gramEnd"/>
       <w:r>
         <w:t xml:space="preserve"> = </w:t>
       </w:r>
       <w:proofErr w:type="spellStart"/>
+      <w:proofErr w:type="gramStart"/>
       <w:r>
         <w:t>j.CreatedBy</w:t>
       </w:r>
       <w:proofErr w:type="spellEnd"/>
+      <w:proofErr w:type="gramEnd"/>
       <w:r>
         <w:t>;</w:t>
       </w:r>
@@ -1619,18 +1633,22 @@
         <w:t xml:space="preserve">, </w:t>
       </w:r>
       <w:proofErr w:type="spellStart"/>
+      <w:proofErr w:type="gramStart"/>
       <w:r>
         <w:t>u.FirstName</w:t>
       </w:r>
       <w:proofErr w:type="spellEnd"/>
+      <w:proofErr w:type="gramEnd"/>
       <w:r>
         <w:t xml:space="preserve">, </w:t>
       </w:r>
       <w:proofErr w:type="spellStart"/>
+      <w:proofErr w:type="gramStart"/>
       <w:r>
         <w:t>u.Location</w:t>
       </w:r>
       <w:proofErr w:type="spellEnd"/>
+      <w:proofErr w:type="gramEnd"/>
       <w:r>
         <w:t xml:space="preserve"> FROM Applications </w:t>
       </w:r>
@@ -1643,34 +1661,42 @@
         <w:t xml:space="preserve"> INNER JOIN users u ON </w:t>
       </w:r>
       <w:proofErr w:type="spellStart"/>
+      <w:proofErr w:type="gramStart"/>
       <w:r>
         <w:t>u.Id</w:t>
       </w:r>
       <w:proofErr w:type="spellEnd"/>
+      <w:proofErr w:type="gramEnd"/>
       <w:r>
         <w:t xml:space="preserve"> = </w:t>
       </w:r>
       <w:proofErr w:type="spellStart"/>
+      <w:proofErr w:type="gramStart"/>
       <w:r>
         <w:t>a.UserId</w:t>
       </w:r>
       <w:proofErr w:type="spellEnd"/>
+      <w:proofErr w:type="gramEnd"/>
       <w:r>
         <w:t xml:space="preserve"> INNER JOIN job j ON </w:t>
       </w:r>
       <w:proofErr w:type="spellStart"/>
+      <w:proofErr w:type="gramStart"/>
       <w:r>
         <w:t>j.Id</w:t>
       </w:r>
       <w:proofErr w:type="spellEnd"/>
+      <w:proofErr w:type="gramEnd"/>
       <w:r>
         <w:t xml:space="preserve"> = </w:t>
       </w:r>
       <w:proofErr w:type="spellStart"/>
+      <w:proofErr w:type="gramStart"/>
       <w:r>
         <w:t>a.JobId</w:t>
       </w:r>
       <w:proofErr w:type="spellEnd"/>
+      <w:proofErr w:type="gramEnd"/>
       <w:r>
         <w:t>;</w:t>
       </w:r>
@@ -1713,7 +1739,6 @@
         <w:rPr>
           <w:color w:val="FF0000"/>
         </w:rPr>
-        <w:lastRenderedPageBreak/>
         <w:t>-- Remove All Applications</w:t>
       </w:r>
     </w:p>
@@ -1789,7 +1814,7 @@
 </file>
 
 <file path=word/styles.xml><?xml version="1.0" encoding="utf-8"?>
-<w:styles xmlns:mc="http://schemas.openxmlformats.org/markup-compatibility/2006" xmlns:r="http://schemas.openxmlformats.org/officeDocument/2006/relationships" xmlns:w="http://schemas.openxmlformats.org/wordprocessingml/2006/main" xmlns:w14="http://schemas.microsoft.com/office/word/2010/wordml" xmlns:w15="http://schemas.microsoft.com/office/word/2012/wordml" xmlns:w16cex="http://schemas.microsoft.com/office/word/2018/wordml/cex" xmlns:w16cid="http://schemas.microsoft.com/office/word/2016/wordml/cid" xmlns:w16="http://schemas.microsoft.com/office/word/2018/wordml" xmlns:w16sdtdh="http://schemas.microsoft.com/office/word/2020/wordml/sdtdatahash" xmlns:w16se="http://schemas.microsoft.com/office/word/2015/wordml/symex" mc:Ignorable="w14 w15 w16se w16cid w16 w16cex w16sdtdh">
+<w:styles xmlns:mc="http://schemas.openxmlformats.org/markup-compatibility/2006" xmlns:r="http://schemas.openxmlformats.org/officeDocument/2006/relationships" xmlns:w="http://schemas.openxmlformats.org/wordprocessingml/2006/main" xmlns:w14="http://schemas.microsoft.com/office/word/2010/wordml" xmlns:w15="http://schemas.microsoft.com/office/word/2012/wordml" xmlns:w16cex="http://schemas.microsoft.com/office/word/2018/wordml/cex" xmlns:w16cid="http://schemas.microsoft.com/office/word/2016/wordml/cid" xmlns:w16="http://schemas.microsoft.com/office/word/2018/wordml" xmlns:w16du="http://schemas.microsoft.com/office/word/2023/wordml/word16du" xmlns:w16sdtdh="http://schemas.microsoft.com/office/word/2020/wordml/sdtdatahash" xmlns:w16sdtfl="http://schemas.microsoft.com/office/word/2024/wordml/sdtformatlock" xmlns:w16se="http://schemas.microsoft.com/office/word/2015/wordml/symex" mc:Ignorable="w14 w15 w16se w16cid w16 w16cex w16sdtdh w16sdtfl w16du">
   <w:docDefaults>
     <w:rPrDefault>
       <w:rPr>
